--- a/ky/discovery-articles/2.2 Телескоп.docx
+++ b/ky/discovery-articles/2.2 Телескоп.docx
@@ -4,549 +4,363 @@
   <w:body>
     <w:p>
       <w:pPr>
-        <w:keepNext/>
-        <w:spacing w:before="280" w:after="120"/>
+        <w:pStyle w:val="Title"/>
+        <w:widowControl/>
       </w:pPr>
       <w:r>
-        <w:rPr>
-          <w:rFonts w:ascii="Calibri" w:hAnsi="Calibri" w:eastAsia="Calibri"/>
-          <w:b/>
-          <w:i w:val="0"/>
-          <w:color w:val="004E8C"/>
-          <w:sz w:val="44"/>
-        </w:rPr>
         <w:t>2.2 Телескоп</w:t>
       </w:r>
     </w:p>
     <w:p>
       <w:pPr>
-        <w:spacing w:after="80"/>
+        <w:keepNext/>
+        <w:widowControl/>
       </w:pPr>
       <w:r>
         <w:rPr>
-          <w:rFonts w:ascii="Calibri" w:hAnsi="Calibri" w:eastAsia="Calibri"/>
-          <w:b w:val="0"/>
-          <w:i/>
-          <w:color w:val="505050"/>
-          <w:sz w:val="22"/>
+          <w:sz w:val="20"/>
         </w:rPr>
-        <w:t>2. Билим, илим жана өлчөө</w:t>
-      </w:r>
-    </w:p>
-    <w:p>
-      <w:pPr>
-        <w:spacing w:after="200"/>
-      </w:pPr>
-      <w:r>
-        <w:rPr>
-          <w:rFonts w:ascii="Calibri" w:hAnsi="Calibri" w:eastAsia="Calibri"/>
-          <w:b w:val="0"/>
-          <w:i/>
-          <w:sz w:val="22"/>
-        </w:rPr>
-        <w:t>Мезгил: 1608-жыл (Нидерланддагы алгачкы патент); 1609-жыл (Галилейдин астрономияда колдонушу) | Негизги өкүлдөр: Ханс Липперсхей (Нидерланддагы ойлоп табуучу); Галилео Галилей (астрономияда алгач ирет тутумдуу колдонгон)</w:t>
-      </w:r>
-    </w:p>
-    <w:p>
-      <w:pPr>
-        <w:spacing w:after="160" w:line="276" w:lineRule="auto"/>
-      </w:pPr>
-      <w:r>
-        <w:rPr>
-          <w:rFonts w:ascii="Calibri" w:hAnsi="Calibri" w:eastAsia="Calibri"/>
-          <w:b w:val="0"/>
-          <w:i w:val="0"/>
-          <w:sz w:val="22"/>
-        </w:rPr>
-        <w:t>Телескоп линза же күзгү аркылуу жарыкты чогултуп, алыскы нерсени жакын жана даана көрсөтөт. Ал асманды уламыштан өлчөнүүчү чындыкка айланткан.</w:t>
+        <w:t>2. Таанып-билүү, илим жана өлчөө</w:t>
       </w:r>
     </w:p>
     <w:p>
       <w:pPr>
         <w:keepNext/>
-        <w:spacing w:before="240" w:after="120"/>
+        <w:widowControl/>
       </w:pPr>
       <w:r>
         <w:rPr>
-          <w:rFonts w:ascii="Calibri" w:hAnsi="Calibri" w:eastAsia="Calibri"/>
-          <w:b/>
-          <w:i w:val="0"/>
-          <w:color w:val="004E8C"/>
-          <w:sz w:val="28"/>
+          <w:sz w:val="20"/>
         </w:rPr>
-        <w:t>Негизги фактылар</w:t>
+        <w:t>Мезгил: 1608-жыл (Нидерланддагы алгачкы патент); 1609-жыл (Галилейдин астрономияда колдонушу) | Негизги салым кошкондор: Ханс Липперсгей (ойлоп табуучу, Нидерланд); Галилео Галилей (астрономияда алгачкы системалуу колдонуу)</w:t>
+      </w:r>
+    </w:p>
+    <w:p>
+      <w:pPr>
+        <w:widowControl/>
+      </w:pPr>
+      <w:r>
+        <w:t>Телескоп линза же күзгү менен жарыкты чогултуп, алыстагы нерселерди жакыныраак жана даанараак көрсөтөт. Ал асманды жөн гана баяндоонун объектисинен так өлчөөнүн объектисине айландырган.</w:t>
+      </w:r>
+    </w:p>
+    <w:p>
+      <w:pPr>
+        <w:pStyle w:val="Heading1"/>
+        <w:widowControl/>
+      </w:pPr>
+      <w:r>
+        <w:t>Негизги маалыматтар</w:t>
       </w:r>
     </w:p>
     <w:p>
       <w:pPr>
         <w:pStyle w:val="ListBullet"/>
+        <w:widowControl/>
       </w:pPr>
       <w:r>
-        <w:rPr>
-          <w:rFonts w:ascii="Calibri" w:hAnsi="Calibri" w:eastAsia="Calibri"/>
-          <w:b w:val="0"/>
-          <w:i w:val="0"/>
-          <w:sz w:val="22"/>
-        </w:rPr>
-        <w:t>Нидерланддагы көз айнек усталары болжол менен 1608-жылы алгачкы алыстан көрүүчү түтүктөрдү жасашкан</w:t>
+        <w:t>Нидерланддагы көз айнек усталары болжол менен 1608-жылы алгачкы алысты көрүүчү түтүктөрдү жасаган.</w:t>
       </w:r>
     </w:p>
     <w:p>
       <w:pPr>
         <w:pStyle w:val="ListBullet"/>
+        <w:widowControl/>
       </w:pPr>
       <w:r>
-        <w:rPr>
-          <w:rFonts w:ascii="Calibri" w:hAnsi="Calibri" w:eastAsia="Calibri"/>
-          <w:b w:val="0"/>
-          <w:i w:val="0"/>
-          <w:sz w:val="22"/>
-        </w:rPr>
-        <w:t>Ханс Липперсхей алгачкы патенттердин бирине арыз берген</w:t>
+        <w:t>Ханс Липперсгей алгачкы патент өтүнмөлөрүнүн бирин берген.</w:t>
       </w:r>
     </w:p>
     <w:p>
       <w:pPr>
         <w:pStyle w:val="ListBullet"/>
+        <w:widowControl/>
       </w:pPr>
       <w:r>
-        <w:rPr>
-          <w:rFonts w:ascii="Calibri" w:hAnsi="Calibri" w:eastAsia="Calibri"/>
-          <w:b w:val="0"/>
-          <w:i w:val="0"/>
-          <w:sz w:val="22"/>
-        </w:rPr>
-        <w:t>Галилей 1609-жылы түзүлүштү жакшыртып, асманга багыттаган</w:t>
+        <w:t>Галилей 1609-жылы түзүлүштү жакшыртып, асманга багыттаган.</w:t>
       </w:r>
     </w:p>
     <w:p>
       <w:pPr>
         <w:pStyle w:val="ListBullet"/>
+        <w:widowControl/>
       </w:pPr>
       <w:r>
-        <w:rPr>
-          <w:rFonts w:ascii="Calibri" w:hAnsi="Calibri" w:eastAsia="Calibri"/>
-          <w:b w:val="0"/>
-          <w:i w:val="0"/>
-          <w:sz w:val="22"/>
-        </w:rPr>
-        <w:t>Ал Юпитердин жандоочторун, Венеранын фазаларын жана Айдагы кратерлерди көргөн</w:t>
+        <w:t>Ал Юпитердин жандоочуларын, Венеранын фазаларын жана Айдагы кратерлерди көргөн.</w:t>
       </w:r>
     </w:p>
     <w:p>
       <w:pPr>
         <w:pStyle w:val="ListBullet"/>
+        <w:widowControl/>
       </w:pPr>
       <w:r>
-        <w:rPr>
-          <w:rFonts w:ascii="Calibri" w:hAnsi="Calibri" w:eastAsia="Calibri"/>
-          <w:b w:val="0"/>
-          <w:i w:val="0"/>
-          <w:sz w:val="22"/>
-        </w:rPr>
-        <w:t>Кийинки күзгүлүү телескоптор жана космостук обсерваториялар астрономияны түп-тамырынан өзгөрткөн</w:t>
+        <w:t>Кийин күзгүлүү телескоптор жана космос обсерваториялары астрономияны өзгөрткөн.</w:t>
       </w:r>
     </w:p>
     <w:p>
       <w:pPr>
-        <w:keepNext/>
-        <w:spacing w:before="240" w:after="120"/>
+        <w:pStyle w:val="Heading1"/>
+        <w:widowControl/>
       </w:pPr>
       <w:r>
-        <w:rPr>
-          <w:rFonts w:ascii="Calibri" w:hAnsi="Calibri" w:eastAsia="Calibri"/>
-          <w:b/>
-          <w:i w:val="0"/>
-          <w:color w:val="004E8C"/>
-          <w:sz w:val="28"/>
-        </w:rPr>
-        <w:t>Бул эмне</w:t>
+        <w:t>Бул эмне?</w:t>
       </w:r>
     </w:p>
     <w:p>
       <w:pPr>
-        <w:spacing w:after="160" w:line="276" w:lineRule="auto"/>
+        <w:widowControl/>
       </w:pPr>
       <w:r>
-        <w:rPr>
-          <w:rFonts w:ascii="Calibri" w:hAnsi="Calibri" w:eastAsia="Calibri"/>
-          <w:b w:val="0"/>
-          <w:i w:val="0"/>
-          <w:sz w:val="22"/>
-        </w:rPr>
-        <w:t>Телескоп — алыскы нерседен келген жарыкты чогултуп, көз же камера көбүрөөк майда-баратты көрө алгыдай топтоочу аспап. Рефрактор-телескоп линзаларды, рефлектор-телескоп ийилген күзгүнү колдонот. Экөө тең күңүрт же өтө кичине булакты көрүү талаасында даанараак кылат. Жөнөкөй айтканда, телескоп куралсыз көз кармай алгандан көбүрөөк жарыкты пайдаланууга жол ачат.</w:t>
+        <w:t>Телескоп алыстагы нерседен келген жарыкты чогултуп, көз же камера көбүрөөк майда-баратты көрө алгыдай кылып бир жерге топтойт. Линзалуу телескоп жарыкты сындырат; күзгүлүү телескоп ийри күзгүнү колдонот. Экөө тең күңүрт же өтө кичинекей булактын сүрөтүн көрүү талаасында чоңураак кылат. Жөнөкөй айтканда, телескоп куралсыз көз чогулта алгандан көбүрөөк жарыкты пайдалануунун жолу.</w:t>
       </w:r>
     </w:p>
     <w:p>
       <w:pPr>
-        <w:keepNext/>
-        <w:spacing w:before="240" w:after="120"/>
+        <w:pStyle w:val="Heading1"/>
+        <w:widowControl/>
       </w:pPr>
       <w:r>
-        <w:rPr>
-          <w:rFonts w:ascii="Calibri" w:hAnsi="Calibri" w:eastAsia="Calibri"/>
-          <w:b/>
-          <w:i w:val="0"/>
-          <w:color w:val="004E8C"/>
-          <w:sz w:val="28"/>
-        </w:rPr>
-        <w:t>Аны ким ачкан же ойлоп тапкан</w:t>
+        <w:t xml:space="preserve">Ким ойлоп тапкан</w:t>
       </w:r>
     </w:p>
     <w:p>
       <w:pPr>
-        <w:spacing w:after="160" w:line="276" w:lineRule="auto"/>
+        <w:widowControl/>
       </w:pPr>
       <w:r>
-        <w:rPr>
-          <w:rFonts w:ascii="Calibri" w:hAnsi="Calibri" w:eastAsia="Calibri"/>
-          <w:b w:val="0"/>
-          <w:i w:val="0"/>
-          <w:sz w:val="22"/>
-        </w:rPr>
-        <w:t>Иш жүзүндө пайдаланылган алгачкы алыстан көрүүчү түтүктөр Нидерландда болжол менен 1608-жылы пайда болгон. Ханс Липперсхей патент сурагандыктан анын аты көп аталат, бирок башка көз айнек усталары да ушундай аспапты дээрлик ошол учурда жасашкан. Галилео Галилей 1609-жылы бул кабарды угуп, сапаттуу линзаларды өзү жонуп, түтүктү Ай менен планеталарга багыттаган. Ал чоңойтуу идеясын ойлоп тапкан эмес, бирок телескопту илимий аспапка айланткан.</w:t>
+        <w:t>Алгачкы иш жүзүндө колдонууга жараган алысты көрүүчү түтүктөр Нидерландда болжол менен 1608-жылы пайда болгон. Ханс Липперсгейдин аты — башкача жазылышы Липперхей — патент сураганы үчүн көп аталат. Башка көз айнек усталары да ошол мезгилде жакын натыйжага жетишкен. Галилео Галилей аспап тууралуу 1609-жылы угуп, жакшыраак линзаларды жылмалап жасап, түтүктү Айга жана планеталарга бурган. Ал чоңойтуу идеясын ойлоп тапкан эмес, бирок телескопту илимий куралга айландырган.</w:t>
       </w:r>
     </w:p>
     <w:p>
       <w:pPr>
-        <w:keepNext/>
-        <w:spacing w:before="240" w:after="120"/>
+        <w:pStyle w:val="Heading1"/>
+        <w:widowControl/>
       </w:pPr>
       <w:r>
-        <w:rPr>
-          <w:rFonts w:ascii="Calibri" w:hAnsi="Calibri" w:eastAsia="Calibri"/>
-          <w:b/>
-          <w:i w:val="0"/>
-          <w:color w:val="004E8C"/>
-          <w:sz w:val="28"/>
-        </w:rPr>
-        <w:t>Качан жана кантип пайда болгон</w:t>
+        <w:t>Качан жана кантип пайда болгон?</w:t>
       </w:r>
     </w:p>
     <w:p>
       <w:pPr>
-        <w:spacing w:after="160" w:line="276" w:lineRule="auto"/>
+        <w:widowControl/>
       </w:pPr>
       <w:r>
-        <w:rPr>
-          <w:rFonts w:ascii="Calibri" w:hAnsi="Calibri" w:eastAsia="Calibri"/>
-          <w:b w:val="0"/>
-          <w:i w:val="0"/>
-          <w:sz w:val="22"/>
-        </w:rPr>
-        <w:t>Телескоп көз айнек жасоо өнөрү калыптанган Европада пайда болгон. Кабар тарары менен өкүмдарлар согуш үчүн «алыстан көрүүчү» аспапты, окумуштуулар болсо жаңы асманды изилдөөнү каалашкан. Галилейдин 1610-жылы жарык көргөн Sidereus Nuncius эмгегинде Айдагы тоолор жана Юпитердин айланасындагы жандоочтор баяндалган. Бул байкоолор устачылык табылга даяр ой менен кездешкенде гана мүмкүн болгон. Көп өтпөй Кеплер жана башкалар оптика теориясын өркүндөтүшкөн.</w:t>
+        <w:t>Бул кезде Европада көз айнек жасоо өнөрү калыптанган эле. Жаңылык тараганда башкаруучулар аскердик максатта алысты көргүсү келсе, окумуштуулар асманды жаңыча көрүүгө умтулган. Галилейдин 1610-жылдагы Sidereus Nuncius — «Жылдыз кабарчысы» — эмгеги Айдагы тоолор жана Юпитердин айланасындагы жандоочулар тууралуу билдирген. Устачылык менен изилдөөгө даяр ой жүгүртүүнүн жолугушуусу бул байкоолорду мүмкүн кылган. Кеплер жана башкалар көп өтпөй оптикалык теорияны жакшырткан.</w:t>
       </w:r>
     </w:p>
     <w:p>
       <w:pPr>
-        <w:keepNext/>
-        <w:spacing w:before="240" w:after="120"/>
+        <w:pStyle w:val="Heading1"/>
+        <w:widowControl/>
       </w:pPr>
       <w:r>
-        <w:rPr>
-          <w:rFonts w:ascii="Calibri" w:hAnsi="Calibri" w:eastAsia="Calibri"/>
-          <w:b/>
-          <w:i w:val="0"/>
-          <w:color w:val="004E8C"/>
-          <w:sz w:val="28"/>
-        </w:rPr>
-        <w:t>Илимий жактан мааниси</w:t>
+        <w:t>Илим үчүн мааниси</w:t>
       </w:r>
     </w:p>
     <w:p>
       <w:pPr>
-        <w:spacing w:after="160" w:line="276" w:lineRule="auto"/>
+        <w:widowControl/>
       </w:pPr>
       <w:r>
-        <w:rPr>
-          <w:rFonts w:ascii="Calibri" w:hAnsi="Calibri" w:eastAsia="Calibri"/>
-          <w:b w:val="0"/>
-          <w:i w:val="0"/>
-          <w:sz w:val="22"/>
-        </w:rPr>
-        <w:t>Телескоп асман кемчиликсиз жана өзгөрбөс күмбөз эмес экенин көрсөткөн. Юпитердин жандоочтору өзүнчө чакан тутум түзсө, Венера Ай сыяктуу фазалардан өткөн. Бул далил кристалл сфералар түшүнүгүнө караганда Күн борборунда турган моделге көбүрөөк шайкеш келген. Астрономия бурчту, айлануу мезгилин жана кийин спектрди өлчөгөн илимге айланган. Аспап мурда жок жаңы фактыларды жараткан.</w:t>
+        <w:t>Телескоп асман кемчиликсиз, өзгөрбөс күмбөз эмес экенин көрсөткөн. Юпитердин жандоочулары чакан система түзөт; Венера Ай сыяктуу фазаларды көрсөтөт. Бул далилдер кристаллдык сфералар жөнүндөгү көрүнүшкө караганда Күн борбордо турган моделге жакшыраак шайкеш келген. Астрономия бурчтарды, мезгилдерди, кийин спектрлерди өлчөгөн илимге айланган. Аспап мурда белгисиз фактыларды ачкан.</w:t>
       </w:r>
     </w:p>
     <w:p>
       <w:pPr>
-        <w:keepNext/>
-        <w:spacing w:before="240" w:after="120"/>
+        <w:pStyle w:val="Heading1"/>
+        <w:widowControl/>
       </w:pPr>
       <w:r>
-        <w:rPr>
-          <w:rFonts w:ascii="Calibri" w:hAnsi="Calibri" w:eastAsia="Calibri"/>
-          <w:b/>
-          <w:i w:val="0"/>
-          <w:color w:val="004E8C"/>
-          <w:sz w:val="28"/>
-        </w:rPr>
-        <w:t>Кийинки өнүгүүлөргө тийгизген таасири</w:t>
+        <w:t>Кийинки өнүгүүгө тийгизген таасири</w:t>
       </w:r>
     </w:p>
     <w:p>
       <w:pPr>
-        <w:spacing w:after="160" w:line="276" w:lineRule="auto"/>
+        <w:widowControl/>
       </w:pPr>
       <w:r>
-        <w:rPr>
-          <w:rFonts w:ascii="Calibri" w:hAnsi="Calibri" w:eastAsia="Calibri"/>
-          <w:b w:val="0"/>
-          <w:i w:val="0"/>
-          <w:sz w:val="22"/>
-        </w:rPr>
-        <w:t>Ньютондун күзгүлүү телескобу алгачкы линзалардагы түстүк бурмалоонун бир бөлүгүн азайткан. XIX–XX кылымдарда зор күзгүлөр, фотография жана радиотелескоп пайда болгон. Хаббл космостук телескобу жана кийинки обсерваториялар шаар түтүнү менен аба катмарынын тоскоолдугусуз байкоо жүргүзөт. Ар бир жаңы кадам Галилей баштаган принципти улантат: көбүрөөк жарык чогултуу, аны так каттоо жана асмандын күтүүсүз жаңылыгына даяр болуу.</w:t>
+        <w:t>Ньютондун күзгүлүү түзүлүшү алгачкы линзалардагы түстүн бурмаланышынын айрым маселелерин азайткан. XIX–XX кылымдарда зор күзгүлөр, сүрөткө тартуу жана радиотелескоптор пайда болгон. «Хаббл» космос телескобу жана кийинки обсерваториялар шаардын түтүн-туманынын сыртынан байкоо жүргүзөт. Ар бир баскыч Галилей баштаган жолду улантат: көбүрөөк жарык чогултуу, кылдат каттоо жана асмандын күтүлбөгөн нерселерди көрсөтүшүнө даяр болуу.</w:t>
       </w:r>
     </w:p>
     <w:p>
       <w:pPr>
-        <w:keepNext/>
-        <w:spacing w:before="240" w:after="120"/>
+        <w:pStyle w:val="Heading1"/>
+        <w:widowControl/>
       </w:pPr>
       <w:r>
-        <w:rPr>
-          <w:rFonts w:ascii="Calibri" w:hAnsi="Calibri" w:eastAsia="Calibri"/>
-          <w:b/>
-          <w:i w:val="0"/>
-          <w:color w:val="004E8C"/>
-          <w:sz w:val="28"/>
-        </w:rPr>
-        <w:t>Адамдардын жашоосун кантип өзгөрткөн</w:t>
+        <w:t>Адамдардын жашоосун кантип өзгөрткөн?</w:t>
       </w:r>
     </w:p>
     <w:p>
       <w:pPr>
-        <w:spacing w:after="160" w:line="276" w:lineRule="auto"/>
+        <w:widowControl/>
       </w:pPr>
       <w:r>
-        <w:rPr>
-          <w:rFonts w:ascii="Calibri" w:hAnsi="Calibri" w:eastAsia="Calibri"/>
-          <w:b w:val="0"/>
-          <w:i w:val="0"/>
-          <w:sz w:val="22"/>
-        </w:rPr>
-        <w:t>Телескоп адамзаттын ааламдагы орду тууралуу түшүнүктү өзгөрткөн. Жер көп планетанын бири, кийин Күн миллиарддаган жылдыздын бири экени белгилүү болгон. Деңизде багыт аныктоо, так убакыт эсептөө жана спутникти көзөмөлдөө да асманды так билүүгө таянат. Маданият Сатурндун шакектери менен алыскы галактикалар сыяктуу бүгүн баарына таандык жаңы элестерге ээ болгон.</w:t>
+        <w:t>Телескоптор адамзаттын дүйнөдөгү ордун түшүнүүсүн өзгөрткөн. Жер башка планеталардын бири, ал эми Күн миллиарддаган жылдыздардын бири экенин билдик. Деңизде багыт табуу, убакытты эсептөө жана спутниктерди көзөмөлдөө да асман тууралуу так маалыматка таянат. Маданият Сатурндун шакектери жана алыскы галактикалар сыяктуу жаңы элестерге ээ болду. Азыр бул сүрөттөр жалпы адамзатка таандык.</w:t>
       </w:r>
     </w:p>
     <w:p>
       <w:pPr>
-        <w:keepNext/>
-        <w:spacing w:before="240" w:after="120"/>
+        <w:pStyle w:val="Heading1"/>
+        <w:widowControl/>
       </w:pPr>
       <w:r>
-        <w:rPr>
-          <w:rFonts w:ascii="Calibri" w:hAnsi="Calibri" w:eastAsia="Calibri"/>
-          <w:b/>
-          <w:i w:val="0"/>
-          <w:color w:val="004E8C"/>
-          <w:sz w:val="28"/>
-        </w:rPr>
-        <w:t>Булактар жана шилтемелер</w:t>
+        <w:t>Булактар жана кошумча окуу</w:t>
       </w:r>
     </w:p>
     <w:p>
       <w:pPr>
-        <w:keepNext/>
-        <w:spacing w:before="240" w:after="120"/>
+        <w:pStyle w:val="Heading2"/>
+        <w:widowControl/>
       </w:pPr>
       <w:r>
         <w:rPr>
-          <w:rFonts w:ascii="Calibri" w:hAnsi="Calibri" w:eastAsia="Calibri"/>
-          <w:b/>
-          <w:i w:val="0"/>
-          <w:color w:val="004E8C"/>
-          <w:sz w:val="24"/>
+          <w:sz w:val="20"/>
         </w:rPr>
-        <w:t>C. Мекемелердин материалдары жана энциклопедиялык булактар</w:t>
+        <w:t>Уюмдардын жана энциклопедиялардын материалдары</w:t>
       </w:r>
     </w:p>
     <w:p>
       <w:pPr>
-        <w:spacing w:after="80"/>
-        <w:ind w:left="360"/>
+        <w:widowControl/>
       </w:pPr>
       <w:r>
         <w:rPr>
-          <w:rFonts w:ascii="Calibri" w:hAnsi="Calibri" w:eastAsia="Calibri"/>
-          <w:b w:val="0"/>
-          <w:i w:val="0"/>
-          <w:sz w:val="22"/>
+          <w:sz w:val="20"/>
         </w:rPr>
-        <w:t>1. Encyclopaedia Britannica. “Telescope” (“Телескоп”).</w:t>
-      </w:r>
-      <w:r>
-        <w:rPr>
-          <w:rFonts w:ascii="Calibri" w:hAnsi="Calibri" w:eastAsia="Calibri"/>
-          <w:b w:val="0"/>
-          <w:i w:val="0"/>
-          <w:sz w:val="22"/>
-        </w:rPr>
-        <w:t xml:space="preserve"> </w:t>
+        <w:t xml:space="preserve">1. Encyclopaedia Britannica. 'Telescope.' </w:t>
       </w:r>
       <w:hyperlink r:id="rId9">
         <w:r>
           <w:rPr>
-            <w:rFonts w:ascii="Calibri" w:hAnsi="Calibri" w:eastAsia="Calibri"/>
-            <w:b w:val="0"/>
-            <w:i w:val="0"/>
-            <w:sz w:val="22"/>
-            <w:color w:val="0563C1"/>
-            <w:u w:val="single"/>
+            <w:sz w:val="20"/>
           </w:rPr>
           <w:t>https://www.britannica.com/technology/telescope</w:t>
         </w:r>
       </w:hyperlink>
+      <w:r>
+        <w:rPr>
+          <w:sz w:val="20"/>
+        </w:rPr>
+      </w:r>
     </w:p>
     <w:p>
       <w:pPr>
-        <w:spacing w:after="80"/>
-        <w:ind w:left="360"/>
+        <w:widowControl/>
       </w:pPr>
       <w:r>
         <w:rPr>
-          <w:rFonts w:ascii="Calibri" w:hAnsi="Calibri" w:eastAsia="Calibri"/>
-          <w:b w:val="0"/>
-          <w:i w:val="0"/>
-          <w:sz w:val="22"/>
+          <w:sz w:val="20"/>
         </w:rPr>
-        <w:t>2. Royal Museums Greenwich. Телескоптун тарыхы.</w:t>
-      </w:r>
-      <w:r>
-        <w:rPr>
-          <w:rFonts w:ascii="Calibri" w:hAnsi="Calibri" w:eastAsia="Calibri"/>
-          <w:b w:val="0"/>
-          <w:i w:val="0"/>
-          <w:sz w:val="22"/>
-        </w:rPr>
-        <w:t xml:space="preserve"> </w:t>
+        <w:t xml:space="preserve">2. Royal Museums Greenwich. History of the telescope. </w:t>
       </w:r>
       <w:hyperlink r:id="rId10">
         <w:r>
           <w:rPr>
-            <w:rFonts w:ascii="Calibri" w:hAnsi="Calibri" w:eastAsia="Calibri"/>
-            <w:b w:val="0"/>
-            <w:i w:val="0"/>
-            <w:sz w:val="22"/>
-            <w:color w:val="0563C1"/>
-            <w:u w:val="single"/>
+            <w:sz w:val="20"/>
           </w:rPr>
           <w:t>https://www.rmg.co.uk/stories/topics/history-telescope</w:t>
         </w:r>
       </w:hyperlink>
-    </w:p>
-    <w:p>
-      <w:pPr>
-        <w:keepNext/>
-        <w:spacing w:before="240" w:after="120"/>
-      </w:pPr>
       <w:r>
         <w:rPr>
-          <w:rFonts w:ascii="Calibri" w:hAnsi="Calibri" w:eastAsia="Calibri"/>
-          <w:b/>
-          <w:i w:val="0"/>
-          <w:color w:val="004E8C"/>
-          <w:sz w:val="24"/>
+          <w:sz w:val="20"/>
         </w:rPr>
-        <w:t>D. Музейлердин, архивдердин жана китепканалардын материалдары</w:t>
       </w:r>
     </w:p>
     <w:p>
       <w:pPr>
-        <w:spacing w:after="80"/>
-        <w:ind w:left="360"/>
+        <w:pStyle w:val="Heading2"/>
+        <w:widowControl/>
       </w:pPr>
       <w:r>
         <w:rPr>
-          <w:rFonts w:ascii="Calibri" w:hAnsi="Calibri" w:eastAsia="Calibri"/>
-          <w:b w:val="0"/>
-          <w:i w:val="0"/>
-          <w:sz w:val="22"/>
+          <w:sz w:val="20"/>
         </w:rPr>
-        <w:t>1. Museo Galileo, Florence. Галилейдин аспаптары жана алгачкы телескоптор.</w:t>
+        <w:t>Музейлердин, архивдердин жана китепканалардын материалдары</w:t>
       </w:r>
+    </w:p>
+    <w:p>
+      <w:pPr>
+        <w:widowControl/>
+      </w:pPr>
       <w:r>
         <w:rPr>
-          <w:rFonts w:ascii="Calibri" w:hAnsi="Calibri" w:eastAsia="Calibri"/>
-          <w:b w:val="0"/>
-          <w:i w:val="0"/>
-          <w:sz w:val="22"/>
+          <w:sz w:val="20"/>
         </w:rPr>
-        <w:t xml:space="preserve"> </w:t>
+        <w:t xml:space="preserve">1. Museo Galileo, Florence. Instruments of Galileo and early telescopes. </w:t>
       </w:r>
       <w:hyperlink r:id="rId11">
         <w:r>
           <w:rPr>
-            <w:rFonts w:ascii="Calibri" w:hAnsi="Calibri" w:eastAsia="Calibri"/>
-            <w:b w:val="0"/>
-            <w:i w:val="0"/>
-            <w:sz w:val="22"/>
-            <w:color w:val="0563C1"/>
-            <w:u w:val="single"/>
+            <w:sz w:val="20"/>
           </w:rPr>
           <w:t>https://www.museogalileo.it/en/</w:t>
         </w:r>
       </w:hyperlink>
-    </w:p>
-    <w:p>
-      <w:pPr>
-        <w:keepNext/>
-        <w:spacing w:before="240" w:after="120"/>
-      </w:pPr>
       <w:r>
         <w:rPr>
-          <w:rFonts w:ascii="Calibri" w:hAnsi="Calibri" w:eastAsia="Calibri"/>
-          <w:b/>
-          <w:i w:val="0"/>
-          <w:color w:val="004E8C"/>
-          <w:sz w:val="24"/>
+          <w:sz w:val="20"/>
         </w:rPr>
-        <w:t>G. Космос агенттиктеринин, лабораториялардын жана илимий уюмдардын материалдары</w:t>
       </w:r>
     </w:p>
     <w:p>
       <w:pPr>
-        <w:spacing w:after="80"/>
-        <w:ind w:left="360"/>
+        <w:pStyle w:val="Heading2"/>
+        <w:widowControl/>
       </w:pPr>
       <w:r>
         <w:rPr>
-          <w:rFonts w:ascii="Calibri" w:hAnsi="Calibri" w:eastAsia="Calibri"/>
-          <w:b w:val="0"/>
-          <w:i w:val="0"/>
-          <w:sz w:val="22"/>
+          <w:sz w:val="20"/>
         </w:rPr>
-        <w:t>1. NASA. Hubble Space Telescope.</w:t>
+        <w:t>Космос агенттиктери, лабораториялар жана илимий уюмдар</w:t>
       </w:r>
+    </w:p>
+    <w:p>
+      <w:pPr>
+        <w:widowControl/>
+      </w:pPr>
       <w:r>
         <w:rPr>
-          <w:rFonts w:ascii="Calibri" w:hAnsi="Calibri" w:eastAsia="Calibri"/>
-          <w:b w:val="0"/>
-          <w:i w:val="0"/>
-          <w:sz w:val="22"/>
+          <w:sz w:val="20"/>
         </w:rPr>
-        <w:t xml:space="preserve"> </w:t>
+        <w:t xml:space="preserve">1. NASA Hubble Space Telescope. </w:t>
       </w:r>
       <w:hyperlink r:id="rId12">
         <w:r>
           <w:rPr>
-            <w:rFonts w:ascii="Calibri" w:hAnsi="Calibri" w:eastAsia="Calibri"/>
-            <w:b w:val="0"/>
-            <w:i w:val="0"/>
-            <w:sz w:val="22"/>
-            <w:color w:val="0563C1"/>
-            <w:u w:val="single"/>
+            <w:sz w:val="20"/>
           </w:rPr>
           <w:t>https://science.nasa.gov/mission/hubble/</w:t>
         </w:r>
       </w:hyperlink>
+      <w:r>
+        <w:rPr>
+          <w:sz w:val="20"/>
+        </w:rPr>
+      </w:r>
     </w:p>
     <w:sectPr>
-      <w:pgSz w:w="12240" w:h="15840"/>
-      <w:pgMar w:top="1296" w:right="1440" w:bottom="1296" w:left="1440" w:header="720" w:footer="720" w:gutter="0"/>
+      <w:footerReference w:type="default" r:id="rId13"/>
+      <w:pgSz w:w="11906" w:h="16838"/>
+      <w:pgMar w:top="1020" w:right="1134" w:bottom="1020" w:left="1134" w:header="720" w:footer="720" w:gutter="0"/>
       <w:cols w:space="720"/>
       <w:docGrid w:linePitch="360"/>
     </w:sectPr>
   </w:body>
 </w:document>
+</file>
+
+<file path=word/footer1.xml><?xml version="1.0" encoding="utf-8"?>
+<w:ftr xmlns:m="http://schemas.openxmlformats.org/officeDocument/2006/math" xmlns:mc="http://schemas.openxmlformats.org/markup-compatibility/2006" xmlns:mo="http://schemas.microsoft.com/office/mac/office/2008/main" xmlns:mv="urn:schemas-microsoft-com:mac:vml" xmlns:o="urn:schemas-microsoft-com:office:office" xmlns:r="http://schemas.openxmlformats.org/officeDocument/2006/relationships" xmlns:v="urn:schemas-microsoft-com:vml" xmlns:w10="urn:schemas-microsoft-com:office:word" xmlns:w14="http://schemas.microsoft.com/office/word/2010/wordml" xmlns:w="http://schemas.openxmlformats.org/wordprocessingml/2006/main" xmlns:wne="http://schemas.microsoft.com/office/word/2006/wordml" xmlns:wp14="http://schemas.microsoft.com/office/word/2010/wordprocessingDrawing" xmlns:wp="http://schemas.openxmlformats.org/drawingml/2006/wordprocessingDrawing" xmlns:wpc="http://schemas.microsoft.com/office/word/2010/wordprocessingCanvas" xmlns:wpg="http://schemas.microsoft.com/office/word/2010/wordprocessingGroup" xmlns:wpi="http://schemas.microsoft.com/office/word/2010/wordprocessingInk" xmlns:wps="http://schemas.microsoft.com/office/word/2010/wordprocessingShape" mc:Ignorable="w14 wp14">
+  <w:p>
+    <w:pPr>
+      <w:pStyle w:val="Footer"/>
+      <w:jc w:val="right"/>
+    </w:pPr>
+    <w:fldSimple w:instr="PAGE"/>
+  </w:p>
+</w:ftr>
 </file>
 
 <file path=word/numbering.xml><?xml version="1.0" encoding="utf-8"?>
@@ -757,7 +571,7 @@
   <w:docDefaults>
     <w:rPrDefault>
       <w:rPr>
-        <w:rFonts w:asciiTheme="minorHAnsi" w:eastAsiaTheme="minorEastAsia" w:hAnsiTheme="minorHAnsi" w:cstheme="minorBidi"/>
+        <w:rFonts/>
         <w:sz w:val="22"/>
         <w:szCs w:val="22"/>
         <w:lang w:val="en-US" w:eastAsia="en-US" w:bidi="ar-SA"/>
@@ -912,6 +726,15 @@
     <w:name w:val="Normal"/>
     <w:qFormat/>
     <w:rsid w:val="00FC693F"/>
+    <w:pPr>
+      <w:spacing w:after="120" w:line="259" w:lineRule="auto"/>
+    </w:pPr>
+    <w:rPr>
+      <w:rFonts w:ascii="Times New Roman" w:hAnsi="Times New Roman"/>
+      <w:color w:val="000000"/>
+      <w:sz w:val="24"/>
+      <w:lang w:val="ky-KG"/>
+    </w:rPr>
   </w:style>
   <w:style w:type="paragraph" w:styleId="Header">
     <w:name w:val="header"/>
@@ -968,16 +791,17 @@
     <w:pPr>
       <w:keepNext/>
       <w:keepLines/>
-      <w:spacing w:before="480" w:after="0"/>
+      <w:spacing w:before="480" w:after="120" w:line="259" w:lineRule="auto"/>
       <w:outlineLvl w:val="0"/>
     </w:pPr>
     <w:rPr>
-      <w:rFonts w:asciiTheme="majorHAnsi" w:eastAsiaTheme="majorEastAsia" w:hAnsiTheme="majorHAnsi" w:cstheme="majorBidi"/>
+      <w:rFonts w:ascii="Times New Roman" w:hAnsi="Times New Roman"/>
       <w:b/>
       <w:bCs/>
-      <w:color w:val="365F91" w:themeColor="accent1" w:themeShade="BF"/>
-      <w:sz w:val="28"/>
+      <w:color w:val="000000"/>
+      <w:sz w:val="26"/>
       <w:szCs w:val="28"/>
+      <w:lang w:val="ky-KG"/>
     </w:rPr>
   </w:style>
   <w:style w:type="paragraph" w:styleId="Heading2">
@@ -992,16 +816,17 @@
     <w:pPr>
       <w:keepNext/>
       <w:keepLines/>
-      <w:spacing w:before="200" w:after="0"/>
+      <w:spacing w:before="200" w:after="120" w:line="259" w:lineRule="auto"/>
       <w:outlineLvl w:val="1"/>
     </w:pPr>
     <w:rPr>
-      <w:rFonts w:asciiTheme="majorHAnsi" w:eastAsiaTheme="majorEastAsia" w:hAnsiTheme="majorHAnsi" w:cstheme="majorBidi"/>
+      <w:rFonts w:ascii="Times New Roman" w:hAnsi="Times New Roman"/>
       <w:b/>
       <w:bCs/>
-      <w:color w:val="4F81BD" w:themeColor="accent1"/>
+      <w:color w:val="000000"/>
       <w:sz w:val="26"/>
       <w:szCs w:val="26"/>
+      <w:lang w:val="ky-KG"/>
     </w:rPr>
   </w:style>
   <w:style w:type="paragraph" w:styleId="Heading3">
@@ -1020,7 +845,7 @@
       <w:outlineLvl w:val="2"/>
     </w:pPr>
     <w:rPr>
-      <w:rFonts w:asciiTheme="majorHAnsi" w:eastAsiaTheme="majorEastAsia" w:hAnsiTheme="majorHAnsi" w:cstheme="majorBidi"/>
+      <w:rFonts/>
       <w:b/>
       <w:bCs/>
       <w:color w:val="4F81BD" w:themeColor="accent1"/>
@@ -1043,7 +868,7 @@
       <w:outlineLvl w:val="3"/>
     </w:pPr>
     <w:rPr>
-      <w:rFonts w:asciiTheme="majorHAnsi" w:eastAsiaTheme="majorEastAsia" w:hAnsiTheme="majorHAnsi" w:cstheme="majorBidi"/>
+      <w:rFonts/>
       <w:b/>
       <w:bCs/>
       <w:i/>
@@ -1068,7 +893,7 @@
       <w:outlineLvl w:val="4"/>
     </w:pPr>
     <w:rPr>
-      <w:rFonts w:asciiTheme="majorHAnsi" w:eastAsiaTheme="majorEastAsia" w:hAnsiTheme="majorHAnsi" w:cstheme="majorBidi"/>
+      <w:rFonts/>
       <w:color w:val="243F60" w:themeColor="accent1" w:themeShade="7F"/>
     </w:rPr>
   </w:style>
@@ -1089,7 +914,7 @@
       <w:outlineLvl w:val="5"/>
     </w:pPr>
     <w:rPr>
-      <w:rFonts w:asciiTheme="majorHAnsi" w:eastAsiaTheme="majorEastAsia" w:hAnsiTheme="majorHAnsi" w:cstheme="majorBidi"/>
+      <w:rFonts/>
       <w:i/>
       <w:iCs/>
       <w:color w:val="243F60" w:themeColor="accent1" w:themeShade="7F"/>
@@ -1112,7 +937,7 @@
       <w:outlineLvl w:val="6"/>
     </w:pPr>
     <w:rPr>
-      <w:rFonts w:asciiTheme="majorHAnsi" w:eastAsiaTheme="majorEastAsia" w:hAnsiTheme="majorHAnsi" w:cstheme="majorBidi"/>
+      <w:rFonts/>
       <w:i/>
       <w:iCs/>
       <w:color w:val="404040" w:themeColor="text1" w:themeTint="BF"/>
@@ -1135,7 +960,7 @@
       <w:outlineLvl w:val="7"/>
     </w:pPr>
     <w:rPr>
-      <w:rFonts w:asciiTheme="majorHAnsi" w:eastAsiaTheme="majorEastAsia" w:hAnsiTheme="majorHAnsi" w:cstheme="majorBidi"/>
+      <w:rFonts/>
       <w:color w:val="4F81BD" w:themeColor="accent1"/>
       <w:sz w:val="20"/>
       <w:szCs w:val="20"/>
@@ -1158,7 +983,7 @@
       <w:outlineLvl w:val="8"/>
     </w:pPr>
     <w:rPr>
-      <w:rFonts w:asciiTheme="majorHAnsi" w:eastAsiaTheme="majorEastAsia" w:hAnsiTheme="majorHAnsi" w:cstheme="majorBidi"/>
+      <w:rFonts/>
       <w:i/>
       <w:iCs/>
       <w:color w:val="404040" w:themeColor="text1" w:themeTint="BF"/>
@@ -1209,7 +1034,7 @@
     <w:uiPriority w:val="9"/>
     <w:rsid w:val="00FC693F"/>
     <w:rPr>
-      <w:rFonts w:asciiTheme="majorHAnsi" w:eastAsiaTheme="majorEastAsia" w:hAnsiTheme="majorHAnsi" w:cstheme="majorBidi"/>
+      <w:rFonts/>
       <w:b/>
       <w:bCs/>
       <w:color w:val="365F91" w:themeColor="accent1" w:themeShade="BF"/>
@@ -1224,7 +1049,7 @@
     <w:uiPriority w:val="9"/>
     <w:rsid w:val="00FC693F"/>
     <w:rPr>
-      <w:rFonts w:asciiTheme="majorHAnsi" w:eastAsiaTheme="majorEastAsia" w:hAnsiTheme="majorHAnsi" w:cstheme="majorBidi"/>
+      <w:rFonts/>
       <w:b/>
       <w:bCs/>
       <w:color w:val="4F81BD" w:themeColor="accent1"/>
@@ -1239,7 +1064,7 @@
     <w:uiPriority w:val="9"/>
     <w:rsid w:val="00FC693F"/>
     <w:rPr>
-      <w:rFonts w:asciiTheme="majorHAnsi" w:eastAsiaTheme="majorEastAsia" w:hAnsiTheme="majorHAnsi" w:cstheme="majorBidi"/>
+      <w:rFonts/>
       <w:b/>
       <w:bCs/>
       <w:color w:val="4F81BD" w:themeColor="accent1"/>
@@ -1254,19 +1079,17 @@
     <w:qFormat/>
     <w:rsid w:val="00FC693F"/>
     <w:pPr>
-      <w:pBdr>
-        <w:bottom w:val="single" w:sz="8" w:space="4" w:color="4F81BD" w:themeColor="accent1"/>
-      </w:pBdr>
-      <w:spacing w:after="300" w:line="240" w:lineRule="auto"/>
+      <w:spacing w:after="120" w:line="259" w:lineRule="auto"/>
       <w:contextualSpacing/>
     </w:pPr>
     <w:rPr>
-      <w:rFonts w:asciiTheme="majorHAnsi" w:eastAsiaTheme="majorEastAsia" w:hAnsiTheme="majorHAnsi" w:cstheme="majorBidi"/>
-      <w:color w:val="17365D" w:themeColor="text2" w:themeShade="BF"/>
+      <w:rFonts w:ascii="Times New Roman" w:hAnsi="Times New Roman"/>
+      <w:color w:val="000000"/>
       <w:spacing w:val="5"/>
       <w:kern w:val="28"/>
-      <w:sz w:val="52"/>
+      <w:sz w:val="40"/>
       <w:szCs w:val="52"/>
+      <w:lang w:val="ky-KG"/>
     </w:rPr>
   </w:style>
   <w:style w:type="character" w:customStyle="1" w:styleId="TitleChar">
@@ -1276,7 +1099,7 @@
     <w:uiPriority w:val="10"/>
     <w:rsid w:val="00FC693F"/>
     <w:rPr>
-      <w:rFonts w:asciiTheme="majorHAnsi" w:eastAsiaTheme="majorEastAsia" w:hAnsiTheme="majorHAnsi" w:cstheme="majorBidi"/>
+      <w:rFonts/>
       <w:color w:val="17365D" w:themeColor="text2" w:themeShade="BF"/>
       <w:spacing w:val="5"/>
       <w:kern w:val="28"/>
@@ -1298,7 +1121,7 @@
       </w:numPr>
     </w:pPr>
     <w:rPr>
-      <w:rFonts w:asciiTheme="majorHAnsi" w:eastAsiaTheme="majorEastAsia" w:hAnsiTheme="majorHAnsi" w:cstheme="majorBidi"/>
+      <w:rFonts/>
       <w:i/>
       <w:iCs/>
       <w:color w:val="4F81BD" w:themeColor="accent1"/>
@@ -1314,7 +1137,7 @@
     <w:uiPriority w:val="11"/>
     <w:rsid w:val="00FC693F"/>
     <w:rPr>
-      <w:rFonts w:asciiTheme="majorHAnsi" w:eastAsiaTheme="majorEastAsia" w:hAnsiTheme="majorHAnsi" w:cstheme="majorBidi"/>
+      <w:rFonts/>
       <w:i/>
       <w:iCs/>
       <w:color w:val="4F81BD" w:themeColor="accent1"/>
@@ -1439,8 +1262,15 @@
       <w:numPr>
         <w:numId w:val="1"/>
       </w:numPr>
+      <w:spacing w:after="120" w:line="259" w:lineRule="auto"/>
       <w:contextualSpacing/>
     </w:pPr>
+    <w:rPr>
+      <w:rFonts w:ascii="Times New Roman" w:hAnsi="Times New Roman"/>
+      <w:color w:val="000000"/>
+      <w:sz w:val="24"/>
+      <w:lang w:val="ky-KG"/>
+    </w:rPr>
   </w:style>
   <w:style w:type="paragraph" w:styleId="ListBullet2">
     <w:name w:val="List Bullet 2"/>
@@ -1612,7 +1442,7 @@
     <w:semiHidden/>
     <w:rsid w:val="00FC693F"/>
     <w:rPr>
-      <w:rFonts w:asciiTheme="majorHAnsi" w:eastAsiaTheme="majorEastAsia" w:hAnsiTheme="majorHAnsi" w:cstheme="majorBidi"/>
+      <w:rFonts/>
       <w:b/>
       <w:bCs/>
       <w:i/>
@@ -1628,7 +1458,7 @@
     <w:semiHidden/>
     <w:rsid w:val="00FC693F"/>
     <w:rPr>
-      <w:rFonts w:asciiTheme="majorHAnsi" w:eastAsiaTheme="majorEastAsia" w:hAnsiTheme="majorHAnsi" w:cstheme="majorBidi"/>
+      <w:rFonts/>
       <w:color w:val="243F60" w:themeColor="accent1" w:themeShade="7F"/>
     </w:rPr>
   </w:style>
@@ -1640,7 +1470,7 @@
     <w:semiHidden/>
     <w:rsid w:val="00FC693F"/>
     <w:rPr>
-      <w:rFonts w:asciiTheme="majorHAnsi" w:eastAsiaTheme="majorEastAsia" w:hAnsiTheme="majorHAnsi" w:cstheme="majorBidi"/>
+      <w:rFonts/>
       <w:i/>
       <w:iCs/>
       <w:color w:val="243F60" w:themeColor="accent1" w:themeShade="7F"/>
@@ -1654,7 +1484,7 @@
     <w:semiHidden/>
     <w:rsid w:val="00FC693F"/>
     <w:rPr>
-      <w:rFonts w:asciiTheme="majorHAnsi" w:eastAsiaTheme="majorEastAsia" w:hAnsiTheme="majorHAnsi" w:cstheme="majorBidi"/>
+      <w:rFonts/>
       <w:i/>
       <w:iCs/>
       <w:color w:val="404040" w:themeColor="text1" w:themeTint="BF"/>
@@ -1668,7 +1498,7 @@
     <w:semiHidden/>
     <w:rsid w:val="00FC693F"/>
     <w:rPr>
-      <w:rFonts w:asciiTheme="majorHAnsi" w:eastAsiaTheme="majorEastAsia" w:hAnsiTheme="majorHAnsi" w:cstheme="majorBidi"/>
+      <w:rFonts/>
       <w:color w:val="4F81BD" w:themeColor="accent1"/>
       <w:sz w:val="20"/>
       <w:szCs w:val="20"/>
@@ -1682,7 +1512,7 @@
     <w:semiHidden/>
     <w:rsid w:val="00FC693F"/>
     <w:rPr>
-      <w:rFonts w:asciiTheme="majorHAnsi" w:eastAsiaTheme="majorEastAsia" w:hAnsiTheme="majorHAnsi" w:cstheme="majorBidi"/>
+      <w:rFonts/>
       <w:i/>
       <w:iCs/>
       <w:color w:val="404040" w:themeColor="text1" w:themeTint="BF"/>
@@ -1741,9 +1571,6 @@
     <w:qFormat/>
     <w:rsid w:val="00FC693F"/>
     <w:pPr>
-      <w:pBdr>
-        <w:bottom w:val="single" w:sz="4" w:space="4" w:color="4F81BD" w:themeColor="accent1"/>
-      </w:pBdr>
       <w:spacing w:before="200" w:after="280"/>
       <w:ind w:left="936" w:right="936"/>
     </w:pPr>
@@ -3271,7 +3098,7 @@
         <w:spacing w:before="0" w:after="0" w:line="240" w:lineRule="auto"/>
       </w:pPr>
       <w:rPr>
-        <w:rFonts w:asciiTheme="majorHAnsi" w:eastAsiaTheme="majorEastAsia" w:hAnsiTheme="majorHAnsi" w:cstheme="majorBidi"/>
+        <w:rFonts/>
         <w:b/>
         <w:bCs/>
       </w:rPr>
@@ -3292,7 +3119,7 @@
         <w:spacing w:before="0" w:after="0" w:line="240" w:lineRule="auto"/>
       </w:pPr>
       <w:rPr>
-        <w:rFonts w:asciiTheme="majorHAnsi" w:eastAsiaTheme="majorEastAsia" w:hAnsiTheme="majorHAnsi" w:cstheme="majorBidi"/>
+        <w:rFonts/>
         <w:b/>
         <w:bCs/>
       </w:rPr>
@@ -3310,14 +3137,14 @@
     </w:tblStylePr>
     <w:tblStylePr w:type="firstCol">
       <w:rPr>
-        <w:rFonts w:asciiTheme="majorHAnsi" w:eastAsiaTheme="majorEastAsia" w:hAnsiTheme="majorHAnsi" w:cstheme="majorBidi"/>
+        <w:rFonts/>
         <w:b/>
         <w:bCs/>
       </w:rPr>
     </w:tblStylePr>
     <w:tblStylePr w:type="lastCol">
       <w:rPr>
-        <w:rFonts w:asciiTheme="majorHAnsi" w:eastAsiaTheme="majorEastAsia" w:hAnsiTheme="majorHAnsi" w:cstheme="majorBidi"/>
+        <w:rFonts/>
         <w:b/>
         <w:bCs/>
       </w:rPr>
@@ -3401,7 +3228,7 @@
         <w:spacing w:before="0" w:after="0" w:line="240" w:lineRule="auto"/>
       </w:pPr>
       <w:rPr>
-        <w:rFonts w:asciiTheme="majorHAnsi" w:eastAsiaTheme="majorEastAsia" w:hAnsiTheme="majorHAnsi" w:cstheme="majorBidi"/>
+        <w:rFonts/>
         <w:b/>
         <w:bCs/>
       </w:rPr>
@@ -3422,7 +3249,7 @@
         <w:spacing w:before="0" w:after="0" w:line="240" w:lineRule="auto"/>
       </w:pPr>
       <w:rPr>
-        <w:rFonts w:asciiTheme="majorHAnsi" w:eastAsiaTheme="majorEastAsia" w:hAnsiTheme="majorHAnsi" w:cstheme="majorBidi"/>
+        <w:rFonts/>
         <w:b/>
         <w:bCs/>
       </w:rPr>
@@ -3440,14 +3267,14 @@
     </w:tblStylePr>
     <w:tblStylePr w:type="firstCol">
       <w:rPr>
-        <w:rFonts w:asciiTheme="majorHAnsi" w:eastAsiaTheme="majorEastAsia" w:hAnsiTheme="majorHAnsi" w:cstheme="majorBidi"/>
+        <w:rFonts/>
         <w:b/>
         <w:bCs/>
       </w:rPr>
     </w:tblStylePr>
     <w:tblStylePr w:type="lastCol">
       <w:rPr>
-        <w:rFonts w:asciiTheme="majorHAnsi" w:eastAsiaTheme="majorEastAsia" w:hAnsiTheme="majorHAnsi" w:cstheme="majorBidi"/>
+        <w:rFonts/>
         <w:b/>
         <w:bCs/>
       </w:rPr>
@@ -3531,7 +3358,7 @@
         <w:spacing w:before="0" w:after="0" w:line="240" w:lineRule="auto"/>
       </w:pPr>
       <w:rPr>
-        <w:rFonts w:asciiTheme="majorHAnsi" w:eastAsiaTheme="majorEastAsia" w:hAnsiTheme="majorHAnsi" w:cstheme="majorBidi"/>
+        <w:rFonts/>
         <w:b/>
         <w:bCs/>
       </w:rPr>
@@ -3552,7 +3379,7 @@
         <w:spacing w:before="0" w:after="0" w:line="240" w:lineRule="auto"/>
       </w:pPr>
       <w:rPr>
-        <w:rFonts w:asciiTheme="majorHAnsi" w:eastAsiaTheme="majorEastAsia" w:hAnsiTheme="majorHAnsi" w:cstheme="majorBidi"/>
+        <w:rFonts/>
         <w:b/>
         <w:bCs/>
       </w:rPr>
@@ -3570,14 +3397,14 @@
     </w:tblStylePr>
     <w:tblStylePr w:type="firstCol">
       <w:rPr>
-        <w:rFonts w:asciiTheme="majorHAnsi" w:eastAsiaTheme="majorEastAsia" w:hAnsiTheme="majorHAnsi" w:cstheme="majorBidi"/>
+        <w:rFonts/>
         <w:b/>
         <w:bCs/>
       </w:rPr>
     </w:tblStylePr>
     <w:tblStylePr w:type="lastCol">
       <w:rPr>
-        <w:rFonts w:asciiTheme="majorHAnsi" w:eastAsiaTheme="majorEastAsia" w:hAnsiTheme="majorHAnsi" w:cstheme="majorBidi"/>
+        <w:rFonts/>
         <w:b/>
         <w:bCs/>
       </w:rPr>
@@ -3661,7 +3488,7 @@
         <w:spacing w:before="0" w:after="0" w:line="240" w:lineRule="auto"/>
       </w:pPr>
       <w:rPr>
-        <w:rFonts w:asciiTheme="majorHAnsi" w:eastAsiaTheme="majorEastAsia" w:hAnsiTheme="majorHAnsi" w:cstheme="majorBidi"/>
+        <w:rFonts/>
         <w:b/>
         <w:bCs/>
       </w:rPr>
@@ -3682,7 +3509,7 @@
         <w:spacing w:before="0" w:after="0" w:line="240" w:lineRule="auto"/>
       </w:pPr>
       <w:rPr>
-        <w:rFonts w:asciiTheme="majorHAnsi" w:eastAsiaTheme="majorEastAsia" w:hAnsiTheme="majorHAnsi" w:cstheme="majorBidi"/>
+        <w:rFonts/>
         <w:b/>
         <w:bCs/>
       </w:rPr>
@@ -3700,14 +3527,14 @@
     </w:tblStylePr>
     <w:tblStylePr w:type="firstCol">
       <w:rPr>
-        <w:rFonts w:asciiTheme="majorHAnsi" w:eastAsiaTheme="majorEastAsia" w:hAnsiTheme="majorHAnsi" w:cstheme="majorBidi"/>
+        <w:rFonts/>
         <w:b/>
         <w:bCs/>
       </w:rPr>
     </w:tblStylePr>
     <w:tblStylePr w:type="lastCol">
       <w:rPr>
-        <w:rFonts w:asciiTheme="majorHAnsi" w:eastAsiaTheme="majorEastAsia" w:hAnsiTheme="majorHAnsi" w:cstheme="majorBidi"/>
+        <w:rFonts/>
         <w:b/>
         <w:bCs/>
       </w:rPr>
@@ -3791,7 +3618,7 @@
         <w:spacing w:before="0" w:after="0" w:line="240" w:lineRule="auto"/>
       </w:pPr>
       <w:rPr>
-        <w:rFonts w:asciiTheme="majorHAnsi" w:eastAsiaTheme="majorEastAsia" w:hAnsiTheme="majorHAnsi" w:cstheme="majorBidi"/>
+        <w:rFonts/>
         <w:b/>
         <w:bCs/>
       </w:rPr>
@@ -3812,7 +3639,7 @@
         <w:spacing w:before="0" w:after="0" w:line="240" w:lineRule="auto"/>
       </w:pPr>
       <w:rPr>
-        <w:rFonts w:asciiTheme="majorHAnsi" w:eastAsiaTheme="majorEastAsia" w:hAnsiTheme="majorHAnsi" w:cstheme="majorBidi"/>
+        <w:rFonts/>
         <w:b/>
         <w:bCs/>
       </w:rPr>
@@ -3830,14 +3657,14 @@
     </w:tblStylePr>
     <w:tblStylePr w:type="firstCol">
       <w:rPr>
-        <w:rFonts w:asciiTheme="majorHAnsi" w:eastAsiaTheme="majorEastAsia" w:hAnsiTheme="majorHAnsi" w:cstheme="majorBidi"/>
+        <w:rFonts/>
         <w:b/>
         <w:bCs/>
       </w:rPr>
     </w:tblStylePr>
     <w:tblStylePr w:type="lastCol">
       <w:rPr>
-        <w:rFonts w:asciiTheme="majorHAnsi" w:eastAsiaTheme="majorEastAsia" w:hAnsiTheme="majorHAnsi" w:cstheme="majorBidi"/>
+        <w:rFonts/>
         <w:b/>
         <w:bCs/>
       </w:rPr>
@@ -3921,7 +3748,7 @@
         <w:spacing w:before="0" w:after="0" w:line="240" w:lineRule="auto"/>
       </w:pPr>
       <w:rPr>
-        <w:rFonts w:asciiTheme="majorHAnsi" w:eastAsiaTheme="majorEastAsia" w:hAnsiTheme="majorHAnsi" w:cstheme="majorBidi"/>
+        <w:rFonts/>
         <w:b/>
         <w:bCs/>
       </w:rPr>
@@ -3942,7 +3769,7 @@
         <w:spacing w:before="0" w:after="0" w:line="240" w:lineRule="auto"/>
       </w:pPr>
       <w:rPr>
-        <w:rFonts w:asciiTheme="majorHAnsi" w:eastAsiaTheme="majorEastAsia" w:hAnsiTheme="majorHAnsi" w:cstheme="majorBidi"/>
+        <w:rFonts/>
         <w:b/>
         <w:bCs/>
       </w:rPr>
@@ -3960,14 +3787,14 @@
     </w:tblStylePr>
     <w:tblStylePr w:type="firstCol">
       <w:rPr>
-        <w:rFonts w:asciiTheme="majorHAnsi" w:eastAsiaTheme="majorEastAsia" w:hAnsiTheme="majorHAnsi" w:cstheme="majorBidi"/>
+        <w:rFonts/>
         <w:b/>
         <w:bCs/>
       </w:rPr>
     </w:tblStylePr>
     <w:tblStylePr w:type="lastCol">
       <w:rPr>
-        <w:rFonts w:asciiTheme="majorHAnsi" w:eastAsiaTheme="majorEastAsia" w:hAnsiTheme="majorHAnsi" w:cstheme="majorBidi"/>
+        <w:rFonts/>
         <w:b/>
         <w:bCs/>
       </w:rPr>
@@ -4051,7 +3878,7 @@
         <w:spacing w:before="0" w:after="0" w:line="240" w:lineRule="auto"/>
       </w:pPr>
       <w:rPr>
-        <w:rFonts w:asciiTheme="majorHAnsi" w:eastAsiaTheme="majorEastAsia" w:hAnsiTheme="majorHAnsi" w:cstheme="majorBidi"/>
+        <w:rFonts/>
         <w:b/>
         <w:bCs/>
       </w:rPr>
@@ -4072,7 +3899,7 @@
         <w:spacing w:before="0" w:after="0" w:line="240" w:lineRule="auto"/>
       </w:pPr>
       <w:rPr>
-        <w:rFonts w:asciiTheme="majorHAnsi" w:eastAsiaTheme="majorEastAsia" w:hAnsiTheme="majorHAnsi" w:cstheme="majorBidi"/>
+        <w:rFonts/>
         <w:b/>
         <w:bCs/>
       </w:rPr>
@@ -4090,14 +3917,14 @@
     </w:tblStylePr>
     <w:tblStylePr w:type="firstCol">
       <w:rPr>
-        <w:rFonts w:asciiTheme="majorHAnsi" w:eastAsiaTheme="majorEastAsia" w:hAnsiTheme="majorHAnsi" w:cstheme="majorBidi"/>
+        <w:rFonts/>
         <w:b/>
         <w:bCs/>
       </w:rPr>
     </w:tblStylePr>
     <w:tblStylePr w:type="lastCol">
       <w:rPr>
-        <w:rFonts w:asciiTheme="majorHAnsi" w:eastAsiaTheme="majorEastAsia" w:hAnsiTheme="majorHAnsi" w:cstheme="majorBidi"/>
+        <w:rFonts/>
         <w:b/>
         <w:bCs/>
       </w:rPr>
@@ -5962,7 +5789,7 @@
     </w:tblPr>
     <w:tblStylePr w:type="firstRow">
       <w:rPr>
-        <w:rFonts w:asciiTheme="majorHAnsi" w:eastAsiaTheme="majorEastAsia" w:hAnsiTheme="majorHAnsi" w:cstheme="majorBidi"/>
+        <w:rFonts/>
       </w:rPr>
       <w:tblPr/>
       <w:tcPr>
@@ -6046,7 +5873,7 @@
     </w:tblPr>
     <w:tblStylePr w:type="firstRow">
       <w:rPr>
-        <w:rFonts w:asciiTheme="majorHAnsi" w:eastAsiaTheme="majorEastAsia" w:hAnsiTheme="majorHAnsi" w:cstheme="majorBidi"/>
+        <w:rFonts/>
       </w:rPr>
       <w:tblPr/>
       <w:tcPr>
@@ -6130,7 +5957,7 @@
     </w:tblPr>
     <w:tblStylePr w:type="firstRow">
       <w:rPr>
-        <w:rFonts w:asciiTheme="majorHAnsi" w:eastAsiaTheme="majorEastAsia" w:hAnsiTheme="majorHAnsi" w:cstheme="majorBidi"/>
+        <w:rFonts/>
       </w:rPr>
       <w:tblPr/>
       <w:tcPr>
@@ -6214,7 +6041,7 @@
     </w:tblPr>
     <w:tblStylePr w:type="firstRow">
       <w:rPr>
-        <w:rFonts w:asciiTheme="majorHAnsi" w:eastAsiaTheme="majorEastAsia" w:hAnsiTheme="majorHAnsi" w:cstheme="majorBidi"/>
+        <w:rFonts/>
       </w:rPr>
       <w:tblPr/>
       <w:tcPr>
@@ -6298,7 +6125,7 @@
     </w:tblPr>
     <w:tblStylePr w:type="firstRow">
       <w:rPr>
-        <w:rFonts w:asciiTheme="majorHAnsi" w:eastAsiaTheme="majorEastAsia" w:hAnsiTheme="majorHAnsi" w:cstheme="majorBidi"/>
+        <w:rFonts/>
       </w:rPr>
       <w:tblPr/>
       <w:tcPr>
@@ -6382,7 +6209,7 @@
     </w:tblPr>
     <w:tblStylePr w:type="firstRow">
       <w:rPr>
-        <w:rFonts w:asciiTheme="majorHAnsi" w:eastAsiaTheme="majorEastAsia" w:hAnsiTheme="majorHAnsi" w:cstheme="majorBidi"/>
+        <w:rFonts/>
       </w:rPr>
       <w:tblPr/>
       <w:tcPr>
@@ -6466,7 +6293,7 @@
     </w:tblPr>
     <w:tblStylePr w:type="firstRow">
       <w:rPr>
-        <w:rFonts w:asciiTheme="majorHAnsi" w:eastAsiaTheme="majorEastAsia" w:hAnsiTheme="majorHAnsi" w:cstheme="majorBidi"/>
+        <w:rFonts/>
       </w:rPr>
       <w:tblPr/>
       <w:tcPr>
@@ -6531,7 +6358,7 @@
       <w:spacing w:after="0" w:line="240" w:lineRule="auto"/>
     </w:pPr>
     <w:rPr>
-      <w:rFonts w:asciiTheme="majorHAnsi" w:eastAsiaTheme="majorEastAsia" w:hAnsiTheme="majorHAnsi" w:cstheme="majorBidi"/>
+      <w:rFonts/>
       <w:color w:val="000000" w:themeColor="text1"/>
     </w:rPr>
     <w:tblPr>
@@ -6659,7 +6486,7 @@
       <w:spacing w:after="0" w:line="240" w:lineRule="auto"/>
     </w:pPr>
     <w:rPr>
-      <w:rFonts w:asciiTheme="majorHAnsi" w:eastAsiaTheme="majorEastAsia" w:hAnsiTheme="majorHAnsi" w:cstheme="majorBidi"/>
+      <w:rFonts/>
       <w:color w:val="000000" w:themeColor="text1"/>
     </w:rPr>
     <w:tblPr>
@@ -6787,7 +6614,7 @@
       <w:spacing w:after="0" w:line="240" w:lineRule="auto"/>
     </w:pPr>
     <w:rPr>
-      <w:rFonts w:asciiTheme="majorHAnsi" w:eastAsiaTheme="majorEastAsia" w:hAnsiTheme="majorHAnsi" w:cstheme="majorBidi"/>
+      <w:rFonts/>
       <w:color w:val="000000" w:themeColor="text1"/>
     </w:rPr>
     <w:tblPr>
@@ -6915,7 +6742,7 @@
       <w:spacing w:after="0" w:line="240" w:lineRule="auto"/>
     </w:pPr>
     <w:rPr>
-      <w:rFonts w:asciiTheme="majorHAnsi" w:eastAsiaTheme="majorEastAsia" w:hAnsiTheme="majorHAnsi" w:cstheme="majorBidi"/>
+      <w:rFonts/>
       <w:color w:val="000000" w:themeColor="text1"/>
     </w:rPr>
     <w:tblPr>
@@ -7043,7 +6870,7 @@
       <w:spacing w:after="0" w:line="240" w:lineRule="auto"/>
     </w:pPr>
     <w:rPr>
-      <w:rFonts w:asciiTheme="majorHAnsi" w:eastAsiaTheme="majorEastAsia" w:hAnsiTheme="majorHAnsi" w:cstheme="majorBidi"/>
+      <w:rFonts/>
       <w:color w:val="000000" w:themeColor="text1"/>
     </w:rPr>
     <w:tblPr>
@@ -7171,7 +6998,7 @@
       <w:spacing w:after="0" w:line="240" w:lineRule="auto"/>
     </w:pPr>
     <w:rPr>
-      <w:rFonts w:asciiTheme="majorHAnsi" w:eastAsiaTheme="majorEastAsia" w:hAnsiTheme="majorHAnsi" w:cstheme="majorBidi"/>
+      <w:rFonts/>
       <w:color w:val="000000" w:themeColor="text1"/>
     </w:rPr>
     <w:tblPr>
@@ -7299,7 +7126,7 @@
       <w:spacing w:after="0" w:line="240" w:lineRule="auto"/>
     </w:pPr>
     <w:rPr>
-      <w:rFonts w:asciiTheme="majorHAnsi" w:eastAsiaTheme="majorEastAsia" w:hAnsiTheme="majorHAnsi" w:cstheme="majorBidi"/>
+      <w:rFonts/>
       <w:color w:val="000000" w:themeColor="text1"/>
     </w:rPr>
     <w:tblPr>
@@ -7938,7 +7765,7 @@
       <w:spacing w:after="0" w:line="240" w:lineRule="auto"/>
     </w:pPr>
     <w:rPr>
-      <w:rFonts w:asciiTheme="majorHAnsi" w:eastAsiaTheme="majorEastAsia" w:hAnsiTheme="majorHAnsi" w:cstheme="majorBidi"/>
+      <w:rFonts/>
       <w:color w:val="000000" w:themeColor="text1"/>
     </w:rPr>
     <w:tblPr>
@@ -8063,7 +7890,7 @@
       <w:spacing w:after="0" w:line="240" w:lineRule="auto"/>
     </w:pPr>
     <w:rPr>
-      <w:rFonts w:asciiTheme="majorHAnsi" w:eastAsiaTheme="majorEastAsia" w:hAnsiTheme="majorHAnsi" w:cstheme="majorBidi"/>
+      <w:rFonts/>
       <w:color w:val="000000" w:themeColor="text1"/>
     </w:rPr>
     <w:tblPr>
@@ -8188,7 +8015,7 @@
       <w:spacing w:after="0" w:line="240" w:lineRule="auto"/>
     </w:pPr>
     <w:rPr>
-      <w:rFonts w:asciiTheme="majorHAnsi" w:eastAsiaTheme="majorEastAsia" w:hAnsiTheme="majorHAnsi" w:cstheme="majorBidi"/>
+      <w:rFonts/>
       <w:color w:val="000000" w:themeColor="text1"/>
     </w:rPr>
     <w:tblPr>
@@ -8313,7 +8140,7 @@
       <w:spacing w:after="0" w:line="240" w:lineRule="auto"/>
     </w:pPr>
     <w:rPr>
-      <w:rFonts w:asciiTheme="majorHAnsi" w:eastAsiaTheme="majorEastAsia" w:hAnsiTheme="majorHAnsi" w:cstheme="majorBidi"/>
+      <w:rFonts/>
       <w:color w:val="000000" w:themeColor="text1"/>
     </w:rPr>
     <w:tblPr>
@@ -8438,7 +8265,7 @@
       <w:spacing w:after="0" w:line="240" w:lineRule="auto"/>
     </w:pPr>
     <w:rPr>
-      <w:rFonts w:asciiTheme="majorHAnsi" w:eastAsiaTheme="majorEastAsia" w:hAnsiTheme="majorHAnsi" w:cstheme="majorBidi"/>
+      <w:rFonts/>
       <w:color w:val="000000" w:themeColor="text1"/>
     </w:rPr>
     <w:tblPr>
@@ -8563,7 +8390,7 @@
       <w:spacing w:after="0" w:line="240" w:lineRule="auto"/>
     </w:pPr>
     <w:rPr>
-      <w:rFonts w:asciiTheme="majorHAnsi" w:eastAsiaTheme="majorEastAsia" w:hAnsiTheme="majorHAnsi" w:cstheme="majorBidi"/>
+      <w:rFonts/>
       <w:color w:val="000000" w:themeColor="text1"/>
     </w:rPr>
     <w:tblPr>
@@ -8688,7 +8515,7 @@
       <w:spacing w:after="0" w:line="240" w:lineRule="auto"/>
     </w:pPr>
     <w:rPr>
-      <w:rFonts w:asciiTheme="majorHAnsi" w:eastAsiaTheme="majorEastAsia" w:hAnsiTheme="majorHAnsi" w:cstheme="majorBidi"/>
+      <w:rFonts/>
       <w:color w:val="000000" w:themeColor="text1"/>
     </w:rPr>
     <w:tblPr>
